--- a/Docs/Word/Photo.docx
+++ b/Docs/Word/Photo.docx
@@ -1,6 +1,6 @@
 
 <file path=word/document.xml><?xml version="1.0" encoding="utf-8"?>
-<w:document xmlns:wpc="http://schemas.microsoft.com/office/word/2010/wordprocessingCanvas" xmlns:cx="http://schemas.microsoft.com/office/drawing/2014/chartex" xmlns:cx1="http://schemas.microsoft.com/office/drawing/2015/9/8/chartex" xmlns:cx2="http://schemas.microsoft.com/office/drawing/2015/10/21/chartex" xmlns:cx3="http://schemas.microsoft.com/office/drawing/2016/5/9/chartex" xmlns:cx4="http://schemas.microsoft.com/office/drawing/2016/5/10/chartex" xmlns:cx5="http://schemas.microsoft.com/office/drawing/2016/5/11/chartex" xmlns:cx6="http://schemas.microsoft.com/office/drawing/2016/5/12/chartex" xmlns:cx7="http://schemas.microsoft.com/office/drawing/2016/5/13/chartex" xmlns:cx8="http://schemas.microsoft.com/office/drawing/2016/5/14/chartex" xmlns:mc="http://schemas.openxmlformats.org/markup-compatibility/2006" xmlns:aink="http://schemas.microsoft.com/office/drawing/2016/ink" xmlns:am3d="http://schemas.microsoft.com/office/drawing/2017/model3d" xmlns:o="urn:schemas-microsoft-com:office:office" xmlns:r="http://schemas.openxmlformats.org/officeDocument/2006/relationships" xmlns:m="http://schemas.openxmlformats.org/officeDocument/2006/math" xmlns:v="urn:schemas-microsoft-com:vml" xmlns:wp14="http://schemas.microsoft.com/office/word/2010/wordprocessingDrawing" xmlns:wp="http://schemas.openxmlformats.org/drawingml/2006/wordprocessingDrawing" xmlns:w10="urn:schemas-microsoft-com:office:word" xmlns:w="http://schemas.openxmlformats.org/wordprocessingml/2006/main" xmlns:w14="http://schemas.microsoft.com/office/word/2010/wordml" xmlns:w15="http://schemas.microsoft.com/office/word/2012/wordml" xmlns:w16cid="http://schemas.microsoft.com/office/word/2016/wordml/cid" xmlns:w16se="http://schemas.microsoft.com/office/word/2015/wordml/symex" xmlns:wpg="http://schemas.microsoft.com/office/word/2010/wordprocessingGroup" xmlns:wpi="http://schemas.microsoft.com/office/word/2010/wordprocessingInk" xmlns:wne="http://schemas.microsoft.com/office/word/2006/wordml" xmlns:wps="http://schemas.microsoft.com/office/word/2010/wordprocessingShape" mc:Ignorable="w14 w15 w16se w16cid wp14">
+<w:document xmlns:wpc="http://schemas.microsoft.com/office/word/2010/wordprocessingCanvas" xmlns:cx="http://schemas.microsoft.com/office/drawing/2014/chartex" xmlns:cx1="http://schemas.microsoft.com/office/drawing/2015/9/8/chartex" xmlns:cx2="http://schemas.microsoft.com/office/drawing/2015/10/21/chartex" xmlns:cx3="http://schemas.microsoft.com/office/drawing/2016/5/9/chartex" xmlns:cx4="http://schemas.microsoft.com/office/drawing/2016/5/10/chartex" xmlns:cx5="http://schemas.microsoft.com/office/drawing/2016/5/11/chartex" xmlns:cx6="http://schemas.microsoft.com/office/drawing/2016/5/12/chartex" xmlns:cx7="http://schemas.microsoft.com/office/drawing/2016/5/13/chartex" xmlns:cx8="http://schemas.microsoft.com/office/drawing/2016/5/14/chartex" xmlns:mc="http://schemas.openxmlformats.org/markup-compatibility/2006" xmlns:aink="http://schemas.microsoft.com/office/drawing/2016/ink" xmlns:am3d="http://schemas.microsoft.com/office/drawing/2017/model3d" xmlns:o="urn:schemas-microsoft-com:office:office" xmlns:oel="http://schemas.microsoft.com/office/2019/extlst" xmlns:r="http://schemas.openxmlformats.org/officeDocument/2006/relationships" xmlns:m="http://schemas.openxmlformats.org/officeDocument/2006/math" xmlns:v="urn:schemas-microsoft-com:vml" xmlns:wp14="http://schemas.microsoft.com/office/word/2010/wordprocessingDrawing" xmlns:wp="http://schemas.openxmlformats.org/drawingml/2006/wordprocessingDrawing" xmlns:w10="urn:schemas-microsoft-com:office:word" xmlns:w="http://schemas.openxmlformats.org/wordprocessingml/2006/main" xmlns:w14="http://schemas.microsoft.com/office/word/2010/wordml" xmlns:w15="http://schemas.microsoft.com/office/word/2012/wordml" xmlns:w16cex="http://schemas.microsoft.com/office/word/2018/wordml/cex" xmlns:w16cid="http://schemas.microsoft.com/office/word/2016/wordml/cid" xmlns:w16="http://schemas.microsoft.com/office/word/2018/wordml" xmlns:w16du="http://schemas.microsoft.com/office/word/2023/wordml/word16du" xmlns:w16sdtdh="http://schemas.microsoft.com/office/word/2020/wordml/sdtdatahash" xmlns:w16sdtfl="http://schemas.microsoft.com/office/word/2024/wordml/sdtformatlock" xmlns:w16se="http://schemas.microsoft.com/office/word/2015/wordml/symex" xmlns:wpg="http://schemas.microsoft.com/office/word/2010/wordprocessingGroup" xmlns:wpi="http://schemas.microsoft.com/office/word/2010/wordprocessingInk" xmlns:wne="http://schemas.microsoft.com/office/word/2006/wordml" xmlns:wps="http://schemas.microsoft.com/office/word/2010/wordprocessingShape" mc:Ignorable="w14 w15 w16se w16cid w16 w16cex w16sdtdh w16sdtfl w16du wp14">
   <w:body>
     <w:p>
       <w:pPr>
@@ -1197,7 +1197,25 @@
                                     <w:sz w:val="18"/>
                                     <w:szCs w:val="18"/>
                                   </w:rPr>
-                                  <w:t>. контр.</w:t>
+                                  <w:t xml:space="preserve">. </w:t>
+                                </w:r>
+                                <w:proofErr w:type="spellStart"/>
+                                <w:r>
+                                  <w:rPr>
+                                    <w:rFonts w:ascii="Times New Roman" w:hAnsi="Times New Roman" w:cs="Times New Roman"/>
+                                    <w:sz w:val="18"/>
+                                    <w:szCs w:val="18"/>
+                                  </w:rPr>
+                                  <w:t>контр</w:t>
+                                </w:r>
+                                <w:proofErr w:type="spellEnd"/>
+                                <w:r>
+                                  <w:rPr>
+                                    <w:rFonts w:ascii="Times New Roman" w:hAnsi="Times New Roman" w:cs="Times New Roman"/>
+                                    <w:sz w:val="18"/>
+                                    <w:szCs w:val="18"/>
+                                  </w:rPr>
+                                  <w:t>.</w:t>
                                 </w:r>
                               </w:p>
                             </w:txbxContent>
@@ -1238,7 +1256,25 @@
                                     <w:sz w:val="18"/>
                                     <w:szCs w:val="18"/>
                                   </w:rPr>
-                                  <w:t xml:space="preserve"> Утв.</w:t>
+                                  <w:t xml:space="preserve"> </w:t>
+                                </w:r>
+                                <w:proofErr w:type="spellStart"/>
+                                <w:r>
+                                  <w:rPr>
+                                    <w:rFonts w:ascii="Times New Roman" w:hAnsi="Times New Roman" w:cs="Times New Roman"/>
+                                    <w:sz w:val="18"/>
+                                    <w:szCs w:val="18"/>
+                                  </w:rPr>
+                                  <w:t>Утв</w:t>
+                                </w:r>
+                                <w:proofErr w:type="spellEnd"/>
+                                <w:r>
+                                  <w:rPr>
+                                    <w:rFonts w:ascii="Times New Roman" w:hAnsi="Times New Roman" w:cs="Times New Roman"/>
+                                    <w:sz w:val="18"/>
+                                    <w:szCs w:val="18"/>
+                                  </w:rPr>
+                                  <w:t>.</w:t>
                                 </w:r>
                               </w:p>
                             </w:txbxContent>
@@ -1287,6 +1323,7 @@
                                   </w:rPr>
                                   <w:t xml:space="preserve"> </w:t>
                                 </w:r>
+                                <w:proofErr w:type="spellStart"/>
                                 <w:r>
                                   <w:rPr>
                                     <w:rFonts w:ascii="Times New Roman" w:hAnsi="Times New Roman" w:cs="Times New Roman"/>
@@ -1296,8 +1333,32 @@
                                     <w:szCs w:val="18"/>
                                     <w:lang w:val="ru-RU"/>
                                   </w:rPr>
-                                  <w:t>Селицкий Н.Е.</w:t>
+                                  <w:t>Селицкий</w:t>
                                 </w:r>
+                                <w:proofErr w:type="spellEnd"/>
+                                <w:r>
+                                  <w:rPr>
+                                    <w:rFonts w:ascii="Times New Roman" w:hAnsi="Times New Roman" w:cs="Times New Roman"/>
+                                    <w:i/>
+                                    <w:spacing w:val="-12"/>
+                                    <w:sz w:val="18"/>
+                                    <w:szCs w:val="18"/>
+                                    <w:lang w:val="ru-RU"/>
+                                  </w:rPr>
+                                  <w:t xml:space="preserve"> Н.Е.</w:t>
+                                </w:r>
+                              </w:p>
+                              <w:p>
+                                <w:pPr>
+                                  <w:rPr>
+                                    <w:rFonts w:ascii="Times New Roman" w:hAnsi="Times New Roman" w:cs="Times New Roman"/>
+                                    <w:i/>
+                                    <w:spacing w:val="-12"/>
+                                    <w:sz w:val="18"/>
+                                    <w:szCs w:val="18"/>
+                                    <w:lang w:val="ru-RU"/>
+                                  </w:rPr>
+                                </w:pPr>
                               </w:p>
                               <w:p>
                                 <w:pPr>
@@ -1443,7 +1504,6 @@
                               <w:p>
                                 <w:pPr>
                                   <w:pStyle w:val="a3"/>
-                                  <w:ind w:left="-57" w:right="-57" w:firstLine="57"/>
                                   <w:rPr>
                                     <w:i/>
                                     <w:sz w:val="18"/>
@@ -1453,11 +1513,11 @@
                               </w:p>
                               <w:p>
                                 <w:pPr>
-                                  <w:pStyle w:val="a3"/>
-                                  <w:rPr>
+                                  <w:rPr>
+                                    <w:rFonts w:ascii="Times New Roman" w:hAnsi="Times New Roman" w:cs="Times New Roman"/>
                                     <w:i/>
-                                    <w:sz w:val="18"/>
-                                    <w:szCs w:val="18"/>
+                                    <w:sz w:val="16"/>
+                                    <w:szCs w:val="16"/>
                                   </w:rPr>
                                 </w:pPr>
                               </w:p>
@@ -1568,7 +1628,17 @@
                                     <w:szCs w:val="24"/>
                                     <w:lang w:val="ru-RU"/>
                                   </w:rPr>
-                                  <w:t>Скриншот работы приложения</w:t>
+                                  <w:t xml:space="preserve">Скриншот работы </w:t>
+                                </w:r>
+                                <w:r>
+                                  <w:rPr>
+                                    <w:rFonts w:ascii="Times New Roman" w:hAnsi="Times New Roman" w:cs="Times New Roman"/>
+                                    <w:i/>
+                                    <w:sz w:val="24"/>
+                                    <w:szCs w:val="24"/>
+                                    <w:lang w:val="ru-RU"/>
+                                  </w:rPr>
+                                  <w:t>программы</w:t>
                                 </w:r>
                               </w:p>
                             </w:txbxContent>
@@ -2001,6 +2071,7 @@
                                     <w:szCs w:val="16"/>
                                   </w:rPr>
                                 </w:pPr>
+                                <w:proofErr w:type="spellStart"/>
                                 <w:r>
                                   <w:rPr>
                                     <w:rFonts w:ascii="Times New Roman" w:hAnsi="Times New Roman" w:cs="Times New Roman"/>
@@ -2009,6 +2080,7 @@
                                   </w:rPr>
                                   <w:t>Масштаб</w:t>
                                 </w:r>
+                                <w:proofErr w:type="spellEnd"/>
                               </w:p>
                             </w:txbxContent>
                           </wps:txbx>
@@ -2025,7 +2097,7 @@
           </mc:Choice>
           <mc:Fallback>
             <w:pict>
-              <v:group w14:anchorId="6606EE77" id="Группа 14" o:spid="_x0000_s1026" style="position:absolute;left:0;text-align:left;margin-left:0;margin-top:0;width:1120.25pt;height:813.7pt;z-index:251659264;mso-position-horizontal:center;mso-position-horizontal-relative:margin;mso-position-vertical:center;mso-position-vertical-relative:page" coordorigin=",178" coordsize="142282,103330" o:gfxdata="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">
+              <v:group w14:anchorId="6606EE77" id="Группа 14" o:spid="_x0000_s1026" style="position:absolute;left:0;text-align:left;margin-left:0;margin-top:0;width:1120.25pt;height:813.7pt;z-index:251659264;mso-position-horizontal:center;mso-position-horizontal-relative:margin;mso-position-vertical:center;mso-position-vertical-relative:page" coordorigin=",178" coordsize="142282,103330" o:gfxdata="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">
                 <v:rect id="Прямоугольник 52" o:spid="_x0000_s1027" style="position:absolute;top:178;width:142200;height:103330;visibility:visible;mso-wrap-style:square;v-text-anchor:middle" o:gfxdata="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" filled="f" strokecolor="black [3213]" strokeweight="2pt"/>
                 <v:group id="Группа 10" o:spid="_x0000_s1028" style="position:absolute;left:75666;top:83515;width:66616;height:19810" coordsize="66615,19810" o:gfxdata="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">
                   <v:line id="Прямая соединительная линия 93" o:spid="_x0000_s1029" style="position:absolute;visibility:visible;mso-wrap-style:square" from="0,0" to="66600,0" o:connectortype="straight" o:gfxdata="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" strokecolor="black [3213]" strokeweight="2pt">
@@ -2300,7 +2372,25 @@
                               <w:sz w:val="18"/>
                               <w:szCs w:val="18"/>
                             </w:rPr>
-                            <w:t>. контр.</w:t>
+                            <w:t xml:space="preserve">. </w:t>
+                          </w:r>
+                          <w:proofErr w:type="spellStart"/>
+                          <w:r>
+                            <w:rPr>
+                              <w:rFonts w:ascii="Times New Roman" w:hAnsi="Times New Roman" w:cs="Times New Roman"/>
+                              <w:sz w:val="18"/>
+                              <w:szCs w:val="18"/>
+                            </w:rPr>
+                            <w:t>контр</w:t>
+                          </w:r>
+                          <w:proofErr w:type="spellEnd"/>
+                          <w:r>
+                            <w:rPr>
+                              <w:rFonts w:ascii="Times New Roman" w:hAnsi="Times New Roman" w:cs="Times New Roman"/>
+                              <w:sz w:val="18"/>
+                              <w:szCs w:val="18"/>
+                            </w:rPr>
+                            <w:t>.</w:t>
                           </w:r>
                         </w:p>
                       </w:txbxContent>
@@ -2323,7 +2413,25 @@
                               <w:sz w:val="18"/>
                               <w:szCs w:val="18"/>
                             </w:rPr>
-                            <w:t xml:space="preserve"> Утв.</w:t>
+                            <w:t xml:space="preserve"> </w:t>
+                          </w:r>
+                          <w:proofErr w:type="spellStart"/>
+                          <w:r>
+                            <w:rPr>
+                              <w:rFonts w:ascii="Times New Roman" w:hAnsi="Times New Roman" w:cs="Times New Roman"/>
+                              <w:sz w:val="18"/>
+                              <w:szCs w:val="18"/>
+                            </w:rPr>
+                            <w:t>Утв</w:t>
+                          </w:r>
+                          <w:proofErr w:type="spellEnd"/>
+                          <w:r>
+                            <w:rPr>
+                              <w:rFonts w:ascii="Times New Roman" w:hAnsi="Times New Roman" w:cs="Times New Roman"/>
+                              <w:sz w:val="18"/>
+                              <w:szCs w:val="18"/>
+                            </w:rPr>
+                            <w:t>.</w:t>
                           </w:r>
                         </w:p>
                       </w:txbxContent>
@@ -2354,6 +2462,7 @@
                             </w:rPr>
                             <w:t xml:space="preserve"> </w:t>
                           </w:r>
+                          <w:proofErr w:type="spellStart"/>
                           <w:r>
                             <w:rPr>
                               <w:rFonts w:ascii="Times New Roman" w:hAnsi="Times New Roman" w:cs="Times New Roman"/>
@@ -2363,8 +2472,32 @@
                               <w:szCs w:val="18"/>
                               <w:lang w:val="ru-RU"/>
                             </w:rPr>
-                            <w:t>Селицкий Н.Е.</w:t>
+                            <w:t>Селицкий</w:t>
                           </w:r>
+                          <w:proofErr w:type="spellEnd"/>
+                          <w:r>
+                            <w:rPr>
+                              <w:rFonts w:ascii="Times New Roman" w:hAnsi="Times New Roman" w:cs="Times New Roman"/>
+                              <w:i/>
+                              <w:spacing w:val="-12"/>
+                              <w:sz w:val="18"/>
+                              <w:szCs w:val="18"/>
+                              <w:lang w:val="ru-RU"/>
+                            </w:rPr>
+                            <w:t xml:space="preserve"> Н.Е.</w:t>
+                          </w:r>
+                        </w:p>
+                        <w:p>
+                          <w:pPr>
+                            <w:rPr>
+                              <w:rFonts w:ascii="Times New Roman" w:hAnsi="Times New Roman" w:cs="Times New Roman"/>
+                              <w:i/>
+                              <w:spacing w:val="-12"/>
+                              <w:sz w:val="18"/>
+                              <w:szCs w:val="18"/>
+                              <w:lang w:val="ru-RU"/>
+                            </w:rPr>
+                          </w:pPr>
                         </w:p>
                         <w:p>
                           <w:pPr>
@@ -2474,7 +2607,6 @@
                         <w:p>
                           <w:pPr>
                             <w:pStyle w:val="a3"/>
-                            <w:ind w:left="-57" w:right="-57" w:firstLine="57"/>
                             <w:rPr>
                               <w:i/>
                               <w:sz w:val="18"/>
@@ -2484,11 +2616,11 @@
                         </w:p>
                         <w:p>
                           <w:pPr>
-                            <w:pStyle w:val="a3"/>
-                            <w:rPr>
+                            <w:rPr>
+                              <w:rFonts w:ascii="Times New Roman" w:hAnsi="Times New Roman" w:cs="Times New Roman"/>
                               <w:i/>
-                              <w:sz w:val="18"/>
-                              <w:szCs w:val="18"/>
+                              <w:sz w:val="16"/>
+                              <w:szCs w:val="16"/>
                             </w:rPr>
                           </w:pPr>
                         </w:p>
@@ -2563,7 +2695,17 @@
                               <w:szCs w:val="24"/>
                               <w:lang w:val="ru-RU"/>
                             </w:rPr>
-                            <w:t>Скриншот работы приложения</w:t>
+                            <w:t xml:space="preserve">Скриншот работы </w:t>
+                          </w:r>
+                          <w:r>
+                            <w:rPr>
+                              <w:rFonts w:ascii="Times New Roman" w:hAnsi="Times New Roman" w:cs="Times New Roman"/>
+                              <w:i/>
+                              <w:sz w:val="24"/>
+                              <w:szCs w:val="24"/>
+                              <w:lang w:val="ru-RU"/>
+                            </w:rPr>
+                            <w:t>программы</w:t>
                           </w:r>
                         </w:p>
                       </w:txbxContent>
@@ -2834,6 +2976,7 @@
                               <w:szCs w:val="16"/>
                             </w:rPr>
                           </w:pPr>
+                          <w:proofErr w:type="spellStart"/>
                           <w:r>
                             <w:rPr>
                               <w:rFonts w:ascii="Times New Roman" w:hAnsi="Times New Roman" w:cs="Times New Roman"/>
@@ -2842,6 +2985,7 @@
                             </w:rPr>
                             <w:t>Масштаб</w:t>
                           </w:r>
+                          <w:proofErr w:type="spellEnd"/>
                         </w:p>
                       </w:txbxContent>
                     </v:textbox>
@@ -2855,35 +2999,393 @@
       </w:r>
     </w:p>
     <w:p>
+      <w:pPr>
+        <w:ind w:left="142"/>
+        <w:jc w:val="center"/>
+        <w:rPr>
+          <w:noProof/>
+        </w:rPr>
+      </w:pPr>
+    </w:p>
+    <w:p>
+      <w:pPr>
+        <w:ind w:left="142"/>
+        <w:jc w:val="center"/>
+        <w:rPr>
+          <w:noProof/>
+        </w:rPr>
+      </w:pPr>
+    </w:p>
+    <w:p>
+      <w:pPr>
+        <w:ind w:left="142"/>
+        <w:jc w:val="center"/>
+        <w:rPr>
+          <w:noProof/>
+        </w:rPr>
+      </w:pPr>
+    </w:p>
+    <w:p>
+      <w:pPr>
+        <w:ind w:left="142"/>
+        <w:jc w:val="center"/>
+        <w:rPr>
+          <w:noProof/>
+        </w:rPr>
+      </w:pPr>
+    </w:p>
+    <w:p>
+      <w:pPr>
+        <w:ind w:left="142"/>
+        <w:jc w:val="center"/>
+        <w:rPr>
+          <w:noProof/>
+        </w:rPr>
+      </w:pPr>
+    </w:p>
+    <w:p>
+      <w:pPr>
+        <w:ind w:left="142"/>
+        <w:jc w:val="center"/>
+        <w:rPr>
+          <w:noProof/>
+        </w:rPr>
+      </w:pPr>
+    </w:p>
+    <w:p>
+      <w:pPr>
+        <w:ind w:left="142"/>
+        <w:jc w:val="center"/>
+        <w:rPr>
+          <w:noProof/>
+        </w:rPr>
+      </w:pPr>
+    </w:p>
+    <w:p>
+      <w:pPr>
+        <w:ind w:left="142"/>
+        <w:jc w:val="center"/>
+        <w:rPr>
+          <w:noProof/>
+        </w:rPr>
+      </w:pPr>
+    </w:p>
+    <w:p>
+      <w:pPr>
+        <w:ind w:left="142"/>
+        <w:jc w:val="center"/>
+        <w:rPr>
+          <w:noProof/>
+        </w:rPr>
+      </w:pPr>
+    </w:p>
+    <w:p>
+      <w:pPr>
+        <w:ind w:left="142"/>
+        <w:jc w:val="center"/>
+        <w:rPr>
+          <w:noProof/>
+        </w:rPr>
+      </w:pPr>
+    </w:p>
+    <w:p>
+      <w:pPr>
+        <w:ind w:left="142"/>
+        <w:jc w:val="center"/>
+        <w:rPr>
+          <w:noProof/>
+        </w:rPr>
+      </w:pPr>
+    </w:p>
+    <w:p>
+      <w:pPr>
+        <w:ind w:left="142"/>
+        <w:jc w:val="center"/>
+        <w:rPr>
+          <w:noProof/>
+        </w:rPr>
+      </w:pPr>
+    </w:p>
+    <w:p>
+      <w:pPr>
+        <w:ind w:left="142"/>
+        <w:jc w:val="center"/>
+        <w:rPr>
+          <w:noProof/>
+        </w:rPr>
+      </w:pPr>
+    </w:p>
+    <w:p>
+      <w:pPr>
+        <w:ind w:left="142"/>
+        <w:jc w:val="center"/>
+        <w:rPr>
+          <w:noProof/>
+        </w:rPr>
+      </w:pPr>
+    </w:p>
+    <w:p>
+      <w:pPr>
+        <w:ind w:left="142"/>
+        <w:jc w:val="center"/>
+        <w:rPr>
+          <w:noProof/>
+        </w:rPr>
+      </w:pPr>
+    </w:p>
+    <w:p>
+      <w:pPr>
+        <w:ind w:left="142"/>
+        <w:jc w:val="center"/>
+        <w:rPr>
+          <w:noProof/>
+        </w:rPr>
+      </w:pPr>
+    </w:p>
+    <w:p>
+      <w:pPr>
+        <w:ind w:left="142"/>
+        <w:jc w:val="center"/>
+        <w:rPr>
+          <w:noProof/>
+        </w:rPr>
+      </w:pPr>
+    </w:p>
+    <w:p>
+      <w:pPr>
+        <w:ind w:left="142"/>
+        <w:jc w:val="center"/>
+        <w:rPr>
+          <w:noProof/>
+        </w:rPr>
+      </w:pPr>
+    </w:p>
+    <w:p>
+      <w:pPr>
+        <w:ind w:left="142"/>
+        <w:jc w:val="center"/>
+        <w:rPr>
+          <w:noProof/>
+        </w:rPr>
+      </w:pPr>
+    </w:p>
+    <w:p>
+      <w:pPr>
+        <w:ind w:left="142"/>
+        <w:jc w:val="center"/>
+        <w:rPr>
+          <w:noProof/>
+        </w:rPr>
+      </w:pPr>
+    </w:p>
+    <w:p>
+      <w:pPr>
+        <w:ind w:left="142"/>
+        <w:jc w:val="center"/>
+        <w:rPr>
+          <w:noProof/>
+        </w:rPr>
+      </w:pPr>
+    </w:p>
+    <w:p>
+      <w:pPr>
+        <w:ind w:left="142"/>
+        <w:jc w:val="center"/>
+        <w:rPr>
+          <w:noProof/>
+        </w:rPr>
+      </w:pPr>
+    </w:p>
+    <w:p>
+      <w:pPr>
+        <w:ind w:left="142"/>
+        <w:jc w:val="center"/>
+        <w:rPr>
+          <w:noProof/>
+        </w:rPr>
+      </w:pPr>
+    </w:p>
+    <w:p>
+      <w:pPr>
+        <w:ind w:left="142"/>
+        <w:jc w:val="center"/>
+        <w:rPr>
+          <w:noProof/>
+        </w:rPr>
+      </w:pPr>
+    </w:p>
+    <w:p>
+      <w:pPr>
+        <w:ind w:left="142"/>
+        <w:jc w:val="center"/>
+        <w:rPr>
+          <w:noProof/>
+        </w:rPr>
+      </w:pPr>
+    </w:p>
+    <w:p>
+      <w:pPr>
+        <w:ind w:left="142"/>
+        <w:jc w:val="center"/>
+        <w:rPr>
+          <w:noProof/>
+          <w:lang w:val="ru-RU"/>
+        </w:rPr>
+      </w:pPr>
+    </w:p>
+    <w:p>
+      <w:pPr>
+        <w:ind w:left="142"/>
+        <w:jc w:val="center"/>
+        <w:rPr>
+          <w:noProof/>
+          <w:lang w:val="ru-RU"/>
+        </w:rPr>
+      </w:pPr>
+    </w:p>
+    <w:p>
+      <w:pPr>
+        <w:ind w:left="142"/>
+        <w:jc w:val="center"/>
+        <w:rPr>
+          <w:noProof/>
+          <w:lang w:val="ru-RU"/>
+        </w:rPr>
+      </w:pPr>
+    </w:p>
+    <w:p>
+      <w:pPr>
+        <w:ind w:left="142"/>
+        <w:jc w:val="center"/>
+        <w:rPr>
+          <w:noProof/>
+          <w:lang w:val="ru-RU"/>
+        </w:rPr>
+      </w:pPr>
+    </w:p>
+    <w:p>
+      <w:pPr>
+        <w:ind w:left="142"/>
+        <w:jc w:val="center"/>
+        <w:rPr>
+          <w:noProof/>
+          <w:lang w:val="ru-RU"/>
+        </w:rPr>
+      </w:pPr>
+    </w:p>
+    <w:p>
+      <w:pPr>
+        <w:ind w:left="142"/>
+        <w:jc w:val="center"/>
+        <w:rPr>
+          <w:noProof/>
+          <w:lang w:val="ru-RU"/>
+        </w:rPr>
+      </w:pPr>
+    </w:p>
+    <w:p>
+      <w:pPr>
+        <w:ind w:left="142"/>
+        <w:jc w:val="center"/>
+        <w:rPr>
+          <w:noProof/>
+          <w:lang w:val="ru-RU"/>
+        </w:rPr>
+      </w:pPr>
+    </w:p>
+    <w:p>
+      <w:pPr>
+        <w:ind w:left="142"/>
+        <w:jc w:val="center"/>
+        <w:rPr>
+          <w:noProof/>
+        </w:rPr>
+      </w:pPr>
+    </w:p>
+    <w:p>
+      <w:pPr>
+        <w:ind w:left="142"/>
+        <w:jc w:val="center"/>
+        <w:rPr>
+          <w:noProof/>
+        </w:rPr>
+      </w:pPr>
+    </w:p>
+    <w:p>
+      <w:pPr>
+        <w:ind w:left="142"/>
+        <w:jc w:val="center"/>
+        <w:rPr>
+          <w:noProof/>
+        </w:rPr>
+      </w:pPr>
+    </w:p>
+    <w:p>
+      <w:pPr>
+        <w:ind w:left="142"/>
+        <w:jc w:val="center"/>
+        <w:rPr>
+          <w:noProof/>
+        </w:rPr>
+      </w:pPr>
+    </w:p>
+    <w:p>
+      <w:pPr>
+        <w:ind w:left="-851"/>
+        <w:jc w:val="center"/>
+        <w:rPr>
+          <w:noProof/>
+          <w:lang w:val="ru-RU"/>
+        </w:rPr>
+      </w:pPr>
+    </w:p>
+    <w:p>
+      <w:pPr>
+        <w:ind w:left="-851"/>
+        <w:jc w:val="center"/>
+        <w:rPr>
+          <w:noProof/>
+          <w:lang w:val="ru-RU"/>
+        </w:rPr>
+      </w:pPr>
+    </w:p>
+    <w:p>
+      <w:pPr>
+        <w:ind w:left="-851"/>
+        <w:jc w:val="center"/>
+        <w:rPr>
+          <w:noProof/>
+          <w:lang w:val="ru-RU"/>
+        </w:rPr>
+      </w:pPr>
+    </w:p>
+    <w:p>
+      <w:pPr>
+        <w:ind w:left="-851"/>
+        <w:jc w:val="center"/>
+        <w:rPr>
+          <w:noProof/>
+          <w:lang w:val="ru-RU"/>
+        </w:rPr>
+      </w:pPr>
+    </w:p>
+    <w:p>
+      <w:pPr>
+        <w:ind w:left="-1134"/>
+        <w:jc w:val="center"/>
+        <w:rPr>
+          <w:noProof/>
+        </w:rPr>
+      </w:pPr>
       <w:r>
-        <w:br w:type="page"/>
-      </w:r>
-    </w:p>
-    <w:p>
-      <w:pPr>
-        <w:jc w:val="center"/>
-      </w:pPr>
-    </w:p>
-    <w:p>
-      <w:pPr>
-        <w:jc w:val="center"/>
-      </w:pPr>
-    </w:p>
-    <w:p>
-      <w:pPr>
-        <w:jc w:val="center"/>
-      </w:pPr>
-      <w:bookmarkStart w:id="0" w:name="_GoBack"/>
-      <w:bookmarkEnd w:id="0"/>
-      <w:r>
         <w:rPr>
           <w:noProof/>
         </w:rPr>
         <w:drawing>
-          <wp:inline distT="0" distB="0" distL="0" distR="0">
-            <wp:extent cx="11176000" cy="6297898"/>
-            <wp:effectExtent l="0" t="0" r="6350" b="8255"/>
-            <wp:docPr id="2" name="Рисунок 2"/>
+          <wp:inline distT="0" distB="0" distL="0" distR="0" wp14:anchorId="03461CCE" wp14:editId="33CBB971">
+            <wp:extent cx="12992100" cy="5787735"/>
+            <wp:effectExtent l="19050" t="19050" r="19050" b="22860"/>
+            <wp:docPr id="1" name="Рисунок 1"/>
             <wp:cNvGraphicFramePr>
               <a:graphicFrameLocks xmlns:a="http://schemas.openxmlformats.org/drawingml/2006/main" noChangeAspect="1"/>
             </wp:cNvGraphicFramePr>
@@ -2891,17 +3393,11 @@
               <a:graphicData uri="http://schemas.openxmlformats.org/drawingml/2006/picture">
                 <pic:pic xmlns:pic="http://schemas.openxmlformats.org/drawingml/2006/picture">
                   <pic:nvPicPr>
-                    <pic:cNvPr id="2" name="Photo.png"/>
+                    <pic:cNvPr id="1" name=""/>
                     <pic:cNvPicPr/>
                   </pic:nvPicPr>
                   <pic:blipFill>
-                    <a:blip r:embed="rId4">
-                      <a:extLst>
-                        <a:ext uri="{28A0092B-C50C-407E-A947-70E740481C1C}">
-                          <a14:useLocalDpi xmlns:a14="http://schemas.microsoft.com/office/drawing/2010/main" val="0"/>
-                        </a:ext>
-                      </a:extLst>
-                    </a:blip>
+                    <a:blip r:embed="rId4"/>
                     <a:stretch>
                       <a:fillRect/>
                     </a:stretch>
@@ -2909,11 +3405,16 @@
                   <pic:spPr>
                     <a:xfrm>
                       <a:off x="0" y="0"/>
-                      <a:ext cx="11188608" cy="6305003"/>
+                      <a:ext cx="12994684" cy="5788886"/>
                     </a:xfrm>
                     <a:prstGeom prst="rect">
                       <a:avLst/>
                     </a:prstGeom>
+                    <a:ln>
+                      <a:solidFill>
+                        <a:schemeClr val="tx1"/>
+                      </a:solidFill>
+                    </a:ln>
                   </pic:spPr>
                 </pic:pic>
               </a:graphicData>
@@ -2922,9 +3423,27 @@
         </w:drawing>
       </w:r>
     </w:p>
+    <w:p>
+      <w:pPr>
+        <w:ind w:left="142"/>
+        <w:jc w:val="center"/>
+        <w:rPr>
+          <w:noProof/>
+        </w:rPr>
+      </w:pPr>
+    </w:p>
+    <w:p>
+      <w:pPr>
+        <w:ind w:left="142"/>
+        <w:jc w:val="center"/>
+        <w:rPr>
+          <w:noProof/>
+        </w:rPr>
+      </w:pPr>
+    </w:p>
     <w:sectPr>
       <w:pgSz w:w="23811" w:h="16838" w:orient="landscape" w:code="8"/>
-      <w:pgMar w:top="709" w:right="1134" w:bottom="851" w:left="1134" w:header="709" w:footer="709" w:gutter="0"/>
+      <w:pgMar w:top="284" w:right="284" w:bottom="284" w:left="1134" w:header="709" w:footer="709" w:gutter="0"/>
       <w:cols w:space="708"/>
       <w:docGrid w:linePitch="360"/>
     </w:sectPr>
@@ -2933,7 +3452,7 @@
 </file>
 
 <file path=word/styles.xml><?xml version="1.0" encoding="utf-8"?>
-<w:styles xmlns:mc="http://schemas.openxmlformats.org/markup-compatibility/2006" xmlns:r="http://schemas.openxmlformats.org/officeDocument/2006/relationships" xmlns:w="http://schemas.openxmlformats.org/wordprocessingml/2006/main" xmlns:w14="http://schemas.microsoft.com/office/word/2010/wordml" xmlns:w15="http://schemas.microsoft.com/office/word/2012/wordml" xmlns:w16cid="http://schemas.microsoft.com/office/word/2016/wordml/cid" xmlns:w16se="http://schemas.microsoft.com/office/word/2015/wordml/symex" mc:Ignorable="w14 w15 w16se w16cid">
+<w:styles xmlns:mc="http://schemas.openxmlformats.org/markup-compatibility/2006" xmlns:r="http://schemas.openxmlformats.org/officeDocument/2006/relationships" xmlns:w="http://schemas.openxmlformats.org/wordprocessingml/2006/main" xmlns:w14="http://schemas.microsoft.com/office/word/2010/wordml" xmlns:w15="http://schemas.microsoft.com/office/word/2012/wordml" xmlns:w16cex="http://schemas.microsoft.com/office/word/2018/wordml/cex" xmlns:w16cid="http://schemas.microsoft.com/office/word/2016/wordml/cid" xmlns:w16="http://schemas.microsoft.com/office/word/2018/wordml" xmlns:w16du="http://schemas.microsoft.com/office/word/2023/wordml/word16du" xmlns:w16sdtdh="http://schemas.microsoft.com/office/word/2020/wordml/sdtdatahash" xmlns:w16sdtfl="http://schemas.microsoft.com/office/word/2024/wordml/sdtformatlock" xmlns:w16se="http://schemas.microsoft.com/office/word/2015/wordml/symex" mc:Ignorable="w14 w15 w16se w16cid w16 w16cex w16sdtdh w16sdtfl w16du">
   <w:docDefaults>
     <w:rPrDefault>
       <w:rPr>
@@ -2949,7 +3468,7 @@
       </w:pPr>
     </w:pPrDefault>
   </w:docDefaults>
-  <w:latentStyles w:defLockedState="0" w:defUIPriority="99" w:defSemiHidden="0" w:defUnhideWhenUsed="0" w:defQFormat="0" w:count="375">
+  <w:latentStyles w:defLockedState="0" w:defUIPriority="99" w:defSemiHidden="0" w:defUnhideWhenUsed="0" w:defQFormat="0" w:count="376">
     <w:lsdException w:name="Normal" w:uiPriority="0" w:qFormat="1"/>
     <w:lsdException w:name="heading 1" w:uiPriority="9" w:qFormat="1"/>
     <w:lsdException w:name="heading 2" w:semiHidden="1" w:uiPriority="9" w:unhideWhenUsed="1" w:qFormat="1"/>
@@ -3325,6 +3844,7 @@
     <w:lsdException w:name="Smart Hyperlink" w:semiHidden="1" w:unhideWhenUsed="1"/>
     <w:lsdException w:name="Hashtag" w:semiHidden="1" w:unhideWhenUsed="1"/>
     <w:lsdException w:name="Unresolved Mention" w:semiHidden="1" w:unhideWhenUsed="1"/>
+    <w:lsdException w:name="Smart Link" w:semiHidden="1" w:unhideWhenUsed="1"/>
   </w:latentStyles>
   <w:style w:type="paragraph" w:default="1" w:styleId="a">
     <w:name w:val="Normal"/>
